--- a/docs/Module3_Use_English_in_Real_Life.docx
+++ b/docs/Module3_Use_English_in_Real_Life.docx
@@ -415,7 +415,7 @@
                 <w:sz w:val="24"/>
                 <w:szCs w:val="24"/>
               </w:rPr>
-              <w:t xml:space="preserve">You learn a language by understanding messages — not by drilling rules.</w:t>
+              <w:t xml:space="preserve">You learn a language by understanding messages, not by drilling rules.</w:t>
             </w:r>
           </w:p>
           <w:p>
@@ -456,7 +456,7 @@
                 <w:sz w:val="19"/>
                 <w:szCs w:val="19"/>
               </w:rPr>
-              <w:t xml:space="preserve">Aprendes un idioma entendiendo mensajes — no memorizando reglas. El input comprensible es lenguaje que entiendes en su mayoría. Escuchar audio corto y claro un poco arriba de tu nivel es el motor de la adquisición. Los podcasts para principiantes son oro.</w:t>
+              <w:t xml:space="preserve">Aprendes un idioma entendiendo mensajes, no memorizando reglas. El input comprensible es lenguaje que entiendes en su mayoría. Escuchar audio corto y claro un poco arriba de tu nivel es el motor de la adquisición. Los podcasts para principiantes son oro.</w:t>
             </w:r>
           </w:p>
           <w:p>
@@ -488,7 +488,7 @@
           <w:sz w:val="36"/>
           <w:szCs w:val="36"/>
         </w:rPr>
-        <w:t xml:space="preserve">Part 1 — Listening · Parte 1 — Escucha</w:t>
+        <w:t xml:space="preserve">Part 1, Listening · Parte 1, Escucha</w:t>
       </w:r>
     </w:p>
     <w:p>
@@ -546,7 +546,7 @@
           <w:sz w:val="26"/>
           <w:szCs w:val="26"/>
         </w:rPr>
-        <w:t xml:space="preserve">American English — recommended for US-based learners · Inglés americano (recomendado en EE. UU.)</w:t>
+        <w:t xml:space="preserve">American English, recommended for US-based learners · Inglés americano (recomendado en EE. UU.)</w:t>
       </w:r>
     </w:p>
     <w:tbl>
@@ -1038,7 +1038,7 @@
           <w:sz w:val="26"/>
           <w:szCs w:val="26"/>
         </w:rPr>
-        <w:t xml:space="preserve">British English — for variety · Inglés británico (para variedad)</w:t>
+        <w:t xml:space="preserve">British English, for variety · Inglés británico (para variedad)</w:t>
       </w:r>
     </w:p>
     <w:tbl>
@@ -1249,7 +1249,7 @@
           <w:sz w:val="36"/>
           <w:szCs w:val="36"/>
         </w:rPr>
-        <w:t xml:space="preserve">Part 2 — Speaking · Parte 2 — Habla</w:t>
+        <w:t xml:space="preserve">Part 2, Speaking · Parte 2, Habla</w:t>
       </w:r>
     </w:p>
     <w:p>
@@ -1264,7 +1264,7 @@
           <w:sz w:val="22"/>
           <w:szCs w:val="22"/>
         </w:rPr>
-        <w:t xml:space="preserve">This is the hardest step and the highest-return step. Speaking out loud — even alone — turns passive knowledge into active language. The trick is to remove the fear: nobody is listening but you.</w:t>
+        <w:t xml:space="preserve">This is the hardest step and the highest-return step. Speaking out loud, even alone, turns passive knowledge into active language. The trick is to remove the fear: nobody is listening but you.</w:t>
       </w:r>
     </w:p>
     <w:p>
@@ -1291,7 +1291,7 @@
           <w:sz w:val="20"/>
           <w:szCs w:val="20"/>
         </w:rPr>
-        <w:t xml:space="preserve">Este es el paso más difícil y de mayor retorno. Hablar en voz alta — aunque sea solo — convierte el conocimiento pasivo en lenguaje activo. El truco es quitar el miedo: nadie te escucha más que tú.</w:t>
+        <w:t xml:space="preserve">Este es el paso más difícil y de mayor retorno. Hablar en voz alta, aunque sea solo, convierte el conocimiento pasivo en lenguaje activo. El truco es quitar el miedo: nadie te escucha más que tú.</w:t>
       </w:r>
     </w:p>
     <w:p>
@@ -1674,7 +1674,7 @@
                 <w:sz w:val="21"/>
                 <w:szCs w:val="21"/>
               </w:rPr>
-              <w:t xml:space="preserve">Speaking — producing language out loud — pushes the brain to convert vague comprehension into precise expression. The act of saying it is when learning consolidates.</w:t>
+              <w:t xml:space="preserve">Speaking, producing language out loud, pushes the brain to convert vague comprehension into precise expression. The act of saying it is when learning consolidates.</w:t>
             </w:r>
           </w:p>
           <w:p>
@@ -1701,7 +1701,7 @@
                 <w:sz w:val="19"/>
                 <w:szCs w:val="19"/>
               </w:rPr>
-              <w:t xml:space="preserve">Producir output te obliga a notar lo que no sabes. Hablar — producir lenguaje en voz alta — empuja al cerebro a convertir comprensión vaga en expresión precisa. El acto de decirlo es cuando se consolida el aprendizaje.</w:t>
+              <w:t xml:space="preserve">Producir output te obliga a notar lo que no sabes. Hablar, producir lenguaje en voz alta, empuja al cerebro a convertir comprensión vaga en expresión precisa. El acto de decirlo es cuando se consolida el aprendizaje.</w:t>
             </w:r>
           </w:p>
           <w:p>
@@ -1738,7 +1738,7 @@
           <w:sz w:val="36"/>
           <w:szCs w:val="36"/>
         </w:rPr>
-        <w:t xml:space="preserve">Worksheet — your 90-Day Growth Plan · Tu Plan de 90 Días</w:t>
+        <w:t xml:space="preserve">Worksheet, your 90-Day Growth Plan · Tu Plan de 90 Días</w:t>
       </w:r>
     </w:p>
     <w:p>
@@ -2394,7 +2394,7 @@
                 <w:sz w:val="18"/>
                 <w:szCs w:val="18"/>
               </w:rPr>
-              <w:t xml:space="preserve">Friend, AI tool, teacher, app — who or what checks my work?</w:t>
+              <w:t xml:space="preserve">Friend, AI tool, teacher, app, who or what checks my work?</w:t>
             </w:r>
           </w:p>
           <w:p>
@@ -2407,7 +2407,7 @@
                 <w:sz w:val="17"/>
                 <w:szCs w:val="17"/>
               </w:rPr>
-              <w:t xml:space="preserve">Amigo, IA, maestro, app — ¿quién o qué revisa mi trabajo?</w:t>
+              <w:t xml:space="preserve">Amigo, IA, maestro, app, ¿quién o qué revisa mi trabajo?</w:t>
             </w:r>
           </w:p>
         </w:tc>
@@ -2576,7 +2576,7 @@
           <w:sz w:val="26"/>
           <w:szCs w:val="26"/>
         </w:rPr>
-        <w:t xml:space="preserve">Tip — design for the bad days · Diseña para los días malos</w:t>
+        <w:t xml:space="preserve">Tip, design for the bad days · Diseña para los días malos</w:t>
       </w:r>
     </w:p>
     <w:p>
@@ -2888,7 +2888,7 @@
           <w:sz w:val="22"/>
           <w:szCs w:val="22"/>
         </w:rPr>
-        <w:t xml:space="preserve">Speaking out loud — even alone — is what makes knowledge stick.</w:t>
+        <w:t xml:space="preserve">Speaking out loud, even alone, is what makes knowledge stick.</w:t>
       </w:r>
     </w:p>
     <w:p>
@@ -2916,7 +2916,7 @@
           <w:sz w:val="19"/>
           <w:szCs w:val="19"/>
         </w:rPr>
-        <w:t xml:space="preserve">Hablar en voz alta — aunque sea solo — es lo que pega el conocimiento.</w:t>
+        <w:t xml:space="preserve">Hablar en voz alta, aunque sea solo, es lo que pega el conocimiento.</w:t>
       </w:r>
     </w:p>
     <w:p>
